--- a/docx/Liste des competences.docx
+++ b/docx/Liste des competences.docx
@@ -7,7 +7,7 @@
         <w:pBdr/>
         <w:spacing w:after="0"/>
         <w:ind/>
-        <w:jc w:val="both"/>
+        <w:jc w:val="left"/>
         <w:rPr/>
       </w:pPr>
       <w:r>
@@ -28,7 +28,7 @@
         <w:pBdr/>
         <w:spacing w:after="0"/>
         <w:ind/>
-        <w:jc w:val="both"/>
+        <w:jc w:val="left"/>
         <w:rPr/>
       </w:pPr>
       <w:r>
@@ -41,7 +41,7 @@
         <w:pBdr/>
         <w:spacing w:after="0"/>
         <w:ind/>
-        <w:jc w:val="both"/>
+        <w:jc w:val="left"/>
         <w:rPr/>
       </w:pPr>
       <w:r>
@@ -54,7 +54,7 @@
         <w:pBdr/>
         <w:spacing w:after="0"/>
         <w:ind/>
-        <w:jc w:val="both"/>
+        <w:jc w:val="left"/>
         <w:rPr/>
       </w:pPr>
       <w:r>
@@ -67,7 +67,7 @@
         <w:pBdr/>
         <w:spacing w:after="0"/>
         <w:ind/>
-        <w:jc w:val="both"/>
+        <w:jc w:val="left"/>
         <w:rPr/>
       </w:pPr>
       <w:r>
@@ -80,7 +80,7 @@
         <w:pBdr/>
         <w:spacing w:after="0"/>
         <w:ind/>
-        <w:jc w:val="both"/>
+        <w:jc w:val="left"/>
         <w:rPr/>
       </w:pPr>
       <w:r>
@@ -93,7 +93,7 @@
         <w:pBdr/>
         <w:spacing w:after="0"/>
         <w:ind/>
-        <w:jc w:val="both"/>
+        <w:jc w:val="left"/>
         <w:rPr/>
       </w:pPr>
       <w:r>
@@ -106,7 +106,7 @@
         <w:pBdr/>
         <w:spacing w:after="0"/>
         <w:ind/>
-        <w:jc w:val="both"/>
+        <w:jc w:val="left"/>
         <w:rPr/>
       </w:pPr>
       <w:r>
@@ -119,7 +119,7 @@
         <w:pBdr/>
         <w:spacing w:after="0"/>
         <w:ind/>
-        <w:jc w:val="both"/>
+        <w:jc w:val="left"/>
         <w:rPr/>
       </w:pPr>
       <w:r>
@@ -132,7 +132,7 @@
         <w:pBdr/>
         <w:spacing w:after="0"/>
         <w:ind/>
-        <w:jc w:val="both"/>
+        <w:jc w:val="left"/>
         <w:rPr/>
       </w:pPr>
       <w:r>
@@ -145,7 +145,7 @@
         <w:pBdr/>
         <w:spacing w:after="0"/>
         <w:ind/>
-        <w:jc w:val="both"/>
+        <w:jc w:val="left"/>
         <w:rPr/>
       </w:pPr>
       <w:r>
@@ -158,7 +158,7 @@
         <w:pBdr/>
         <w:spacing w:after="0"/>
         <w:ind/>
-        <w:jc w:val="both"/>
+        <w:jc w:val="left"/>
         <w:rPr/>
       </w:pPr>
       <w:r/>
@@ -169,7 +169,7 @@
         <w:pBdr/>
         <w:spacing w:after="0"/>
         <w:ind/>
-        <w:jc w:val="both"/>
+        <w:jc w:val="left"/>
         <w:rPr/>
       </w:pPr>
       <w:r>
@@ -189,7 +189,7 @@
         <w:pBdr/>
         <w:spacing w:after="0"/>
         <w:ind/>
-        <w:jc w:val="both"/>
+        <w:jc w:val="left"/>
         <w:rPr/>
       </w:pPr>
       <w:r>
@@ -202,7 +202,7 @@
         <w:pBdr/>
         <w:spacing w:after="0"/>
         <w:ind/>
-        <w:jc w:val="both"/>
+        <w:jc w:val="left"/>
         <w:rPr/>
       </w:pPr>
       <w:r>
@@ -215,7 +215,7 @@
         <w:pBdr/>
         <w:spacing w:after="0"/>
         <w:ind/>
-        <w:jc w:val="both"/>
+        <w:jc w:val="left"/>
         <w:rPr/>
       </w:pPr>
       <w:r>
@@ -228,7 +228,7 @@
         <w:pBdr/>
         <w:spacing w:after="0"/>
         <w:ind/>
-        <w:jc w:val="both"/>
+        <w:jc w:val="left"/>
         <w:rPr/>
       </w:pPr>
       <w:r>
@@ -241,7 +241,7 @@
         <w:pBdr/>
         <w:spacing w:after="0"/>
         <w:ind/>
-        <w:jc w:val="both"/>
+        <w:jc w:val="left"/>
         <w:rPr/>
       </w:pPr>
       <w:r>
@@ -254,7 +254,7 @@
         <w:pBdr/>
         <w:spacing w:after="0"/>
         <w:ind/>
-        <w:jc w:val="both"/>
+        <w:jc w:val="left"/>
         <w:rPr/>
       </w:pPr>
       <w:r>
@@ -267,7 +267,7 @@
         <w:pBdr/>
         <w:spacing w:after="0"/>
         <w:ind/>
-        <w:jc w:val="both"/>
+        <w:jc w:val="left"/>
         <w:rPr/>
       </w:pPr>
       <w:r>
@@ -280,7 +280,7 @@
         <w:pBdr/>
         <w:spacing w:after="0"/>
         <w:ind/>
-        <w:jc w:val="both"/>
+        <w:jc w:val="left"/>
         <w:rPr/>
       </w:pPr>
       <w:r>
@@ -293,7 +293,7 @@
         <w:pBdr/>
         <w:spacing w:after="0"/>
         <w:ind/>
-        <w:jc w:val="both"/>
+        <w:jc w:val="left"/>
         <w:rPr/>
       </w:pPr>
       <w:r/>
@@ -304,7 +304,7 @@
         <w:pBdr/>
         <w:spacing w:after="0"/>
         <w:ind/>
-        <w:jc w:val="both"/>
+        <w:jc w:val="left"/>
         <w:rPr/>
       </w:pPr>
       <w:r>
@@ -327,7 +327,7 @@
         <w:pBdr/>
         <w:spacing w:after="0"/>
         <w:ind/>
-        <w:jc w:val="both"/>
+        <w:jc w:val="left"/>
         <w:rPr/>
       </w:pPr>
       <w:r>
@@ -340,7 +340,7 @@
         <w:pBdr/>
         <w:spacing w:after="0"/>
         <w:ind/>
-        <w:jc w:val="both"/>
+        <w:jc w:val="left"/>
         <w:rPr/>
       </w:pPr>
       <w:r>
@@ -353,7 +353,7 @@
         <w:pBdr/>
         <w:spacing w:after="0"/>
         <w:ind/>
-        <w:jc w:val="both"/>
+        <w:jc w:val="left"/>
         <w:rPr/>
       </w:pPr>
       <w:r>
@@ -366,7 +366,7 @@
         <w:pBdr/>
         <w:spacing w:after="0"/>
         <w:ind/>
-        <w:jc w:val="both"/>
+        <w:jc w:val="left"/>
         <w:rPr/>
       </w:pPr>
       <w:r>
@@ -379,7 +379,7 @@
         <w:pBdr/>
         <w:spacing w:after="0"/>
         <w:ind/>
-        <w:jc w:val="both"/>
+        <w:jc w:val="left"/>
         <w:rPr/>
       </w:pPr>
       <w:r>
@@ -392,7 +392,7 @@
         <w:pBdr/>
         <w:spacing w:after="0"/>
         <w:ind/>
-        <w:jc w:val="both"/>
+        <w:jc w:val="left"/>
         <w:rPr/>
       </w:pPr>
       <w:r/>
@@ -403,7 +403,7 @@
         <w:pBdr/>
         <w:spacing w:after="0"/>
         <w:ind/>
-        <w:jc w:val="both"/>
+        <w:jc w:val="left"/>
         <w:rPr/>
       </w:pPr>
       <w:r>
@@ -423,7 +423,7 @@
         <w:pBdr/>
         <w:spacing w:after="0"/>
         <w:ind/>
-        <w:jc w:val="both"/>
+        <w:jc w:val="left"/>
         <w:rPr/>
       </w:pPr>
       <w:r>
@@ -436,7 +436,7 @@
         <w:pBdr/>
         <w:spacing w:after="0"/>
         <w:ind/>
-        <w:jc w:val="both"/>
+        <w:jc w:val="left"/>
         <w:rPr/>
       </w:pPr>
       <w:r>
@@ -449,7 +449,7 @@
         <w:pBdr/>
         <w:spacing w:after="0"/>
         <w:ind/>
-        <w:jc w:val="both"/>
+        <w:jc w:val="left"/>
         <w:rPr/>
       </w:pPr>
       <w:r>
@@ -462,7 +462,7 @@
         <w:pBdr/>
         <w:spacing w:after="0"/>
         <w:ind/>
-        <w:jc w:val="both"/>
+        <w:jc w:val="left"/>
         <w:rPr/>
       </w:pPr>
       <w:r>
@@ -475,7 +475,7 @@
         <w:pBdr/>
         <w:spacing w:after="0"/>
         <w:ind/>
-        <w:jc w:val="both"/>
+        <w:jc w:val="left"/>
         <w:rPr/>
       </w:pPr>
       <w:r/>
@@ -486,7 +486,7 @@
         <w:pBdr/>
         <w:spacing w:after="0"/>
         <w:ind/>
-        <w:jc w:val="both"/>
+        <w:jc w:val="left"/>
         <w:rPr/>
       </w:pPr>
       <w:r>
@@ -509,7 +509,7 @@
         <w:pBdr/>
         <w:spacing w:after="0"/>
         <w:ind/>
-        <w:jc w:val="both"/>
+        <w:jc w:val="left"/>
         <w:rPr/>
       </w:pPr>
       <w:r>
@@ -525,7 +525,7 @@
         <w:pBdr/>
         <w:spacing w:after="0"/>
         <w:ind/>
-        <w:jc w:val="both"/>
+        <w:jc w:val="left"/>
         <w:rPr/>
       </w:pPr>
       <w:r>
@@ -538,7 +538,7 @@
         <w:pBdr/>
         <w:spacing w:after="0"/>
         <w:ind/>
-        <w:jc w:val="both"/>
+        <w:jc w:val="left"/>
         <w:rPr>
           <w:highlight w:val="none"/>
         </w:rPr>
@@ -554,6 +554,7 @@
         <w:shd w:val="nil"/>
         <w:spacing/>
         <w:ind/>
+        <w:jc w:val="left"/>
         <w:rPr/>
       </w:pPr>
       <w:r>
